--- a/word-docs/Section_3_Optimization.docx
+++ b/word-docs/Section_3_Optimization.docx
@@ -4,26 +4,111 @@
   <w:body>
     <w:p>
       <w:pPr>
+        <w:spacing w:after="80"/>
         <w:jc w:val="center"/>
       </w:pPr>
       <w:r>
         <w:rPr>
           <w:b/>
           <w:color w:val="1A3A5C"/>
-          <w:sz w:val="44"/>
+          <w:sz w:val="40"/>
         </w:rPr>
         <w:t>Section 3 — Bot Optimization Strategies</w:t>
       </w:r>
     </w:p>
     <w:p>
       <w:pPr>
-        <w:spacing w:before="240" w:after="120"/>
+        <w:spacing w:after="200"/>
+        <w:jc w:val="center"/>
+      </w:pPr>
+      <w:r>
+        <w:rPr>
+          <w:color w:val="64748B"/>
+          <w:sz w:val="20"/>
+        </w:rPr>
+        <w:t>Assignment 04  |  Omais Siddiqui  |  April 2026</w:t>
+      </w:r>
+    </w:p>
+    <w:p>
+      <w:pPr>
+        <w:spacing w:before="200" w:after="80"/>
+      </w:pPr>
+      <w:r>
+        <w:rPr>
+          <w:b/>
+          <w:color w:val="1A3A5C"/>
+          <w:sz w:val="26"/>
+        </w:rPr>
+        <w:t>Website Screenshot — Optimization Section</w:t>
+      </w:r>
+    </w:p>
+    <w:p>
+      <w:pPr>
+        <w:jc w:val="center"/>
+      </w:pPr>
+      <w:r>
+        <w:drawing>
+          <wp:inline xmlns:a="http://schemas.openxmlformats.org/drawingml/2006/main" xmlns:pic="http://schemas.openxmlformats.org/drawingml/2006/picture">
+            <wp:extent cx="5943600" cy="3232186"/>
+            <wp:docPr id="1" name="Picture 1"/>
+            <wp:cNvGraphicFramePr>
+              <a:graphicFrameLocks noChangeAspect="1"/>
+            </wp:cNvGraphicFramePr>
+            <a:graphic>
+              <a:graphicData uri="http://schemas.openxmlformats.org/drawingml/2006/picture">
+                <pic:pic>
+                  <pic:nvPicPr>
+                    <pic:cNvPr id="0" name="04_Section3_Optimization.png"/>
+                    <pic:cNvPicPr/>
+                  </pic:nvPicPr>
+                  <pic:blipFill>
+                    <a:blip r:embed="rId9"/>
+                    <a:stretch>
+                      <a:fillRect/>
+                    </a:stretch>
+                  </pic:blipFill>
+                  <pic:spPr>
+                    <a:xfrm>
+                      <a:off x="0" y="0"/>
+                      <a:ext cx="5943600" cy="3232186"/>
+                    </a:xfrm>
+                    <a:prstGeom prst="rect"/>
+                  </pic:spPr>
+                </pic:pic>
+              </a:graphicData>
+            </a:graphic>
+          </wp:inline>
+        </w:drawing>
+      </w:r>
+    </w:p>
+    <w:p>
+      <w:pPr>
+        <w:spacing w:after="200"/>
+        <w:jc w:val="center"/>
+      </w:pPr>
+      <w:r>
+        <w:rPr>
+          <w:i/>
+          <w:color w:val="64748B"/>
+          <w:sz w:val="18"/>
+        </w:rPr>
+        <w:t>Figure 4: Section 3 — Optimization Strategies</w:t>
+      </w:r>
+    </w:p>
+    <w:p>
+      <w:r>
+        <w:br w:type="page"/>
+      </w:r>
+    </w:p>
+    <w:p>
+      <w:pPr>
+        <w:spacing w:before="200" w:after="80"/>
       </w:pPr>
       <w:r>
         <w:rPr>
           <w:b/>
           <w:color w:val="2563EB"/>
-          <w:sz w:val="28"/>
+          <w:sz w:val="26"/>
         </w:rPr>
         <w:t>Performance Improvements</w:t>
       </w:r>
@@ -37,7 +122,7 @@
         <w:rPr>
           <w:sz w:val="20"/>
         </w:rPr>
-        <w:t>Parallel processing: split order queue into 5 concurrent bot lanes using Work Queues — 5× throughput increase.</w:t>
+        <w:t>Parallel processing: 5 concurrent bot lanes via Work Queues — 5× throughput.</w:t>
       </w:r>
     </w:p>
     <w:p>
@@ -49,7 +134,7 @@
         <w:rPr>
           <w:sz w:val="20"/>
         </w:rPr>
-        <w:t>Database query optimization: composite index on (product_sku, warehouse_id) — query time 30s → &lt;200ms.</w:t>
+        <w:t>DB composite index on (product_sku, warehouse_id): 30s timeout → &lt;200ms.</w:t>
       </w:r>
     </w:p>
     <w:p>
@@ -61,7 +146,7 @@
         <w:rPr>
           <w:sz w:val="20"/>
         </w:rPr>
-        <w:t>Lazy UI loading: use WaitForReady=Complete only on critical elements — 40% reduction in average wait time.</w:t>
+        <w:t>Lazy UI loading (WaitForReady=Complete only on critical elements): 40% wait reduction.</w:t>
       </w:r>
     </w:p>
     <w:p>
@@ -73,7 +158,7 @@
         <w:rPr>
           <w:sz w:val="20"/>
         </w:rPr>
-        <w:t>Batch API calls: group inventory checks into batches of 50 instead of individual requests.</w:t>
+        <w:t>Batch inventory API calls in groups of 50 instead of individual requests.</w:t>
       </w:r>
     </w:p>
     <w:p>
@@ -85,18 +170,18 @@
         <w:rPr>
           <w:sz w:val="20"/>
         </w:rPr>
-        <w:t>Connection pooling: reuse database connections across transactions.</w:t>
+        <w:t>Connection pooling: reuse DB connections across transactions.</w:t>
       </w:r>
     </w:p>
     <w:p>
       <w:pPr>
-        <w:spacing w:before="240" w:after="120"/>
+        <w:spacing w:before="200" w:after="80"/>
       </w:pPr>
       <w:r>
         <w:rPr>
           <w:b/>
           <w:color w:val="10B981"/>
-          <w:sz w:val="28"/>
+          <w:sz w:val="26"/>
         </w:rPr>
         <w:t>Reliability Improvements</w:t>
       </w:r>
@@ -110,7 +195,7 @@
         <w:rPr>
           <w:sz w:val="20"/>
         </w:rPr>
-        <w:t>Idempotency keys: generate UUID per order before submission — eliminates all duplicate orders (fixes E-04).</w:t>
+        <w:t>Idempotency keys (UUID per order) — eliminates all duplicate orders (fixes E-04).</w:t>
       </w:r>
     </w:p>
     <w:p>
@@ -122,7 +207,7 @@
         <w:rPr>
           <w:sz w:val="20"/>
         </w:rPr>
-        <w:t>Dynamic selectors: anchor-based selectors with fuzzy matching survive UI updates (fixes E-01).</w:t>
+        <w:t>Dynamic anchor-based selectors with fuzzy matching — survives UI updates (fixes E-01).</w:t>
       </w:r>
     </w:p>
     <w:p>
@@ -134,7 +219,7 @@
         <w:rPr>
           <w:sz w:val="20"/>
         </w:rPr>
-        <w:t>Input schema validation: strict JSON schema validation on ERP feed before processing (fixes E-02).</w:t>
+        <w:t>JSON schema validation on ERP feed before processing begins (fixes E-02).</w:t>
       </w:r>
     </w:p>
     <w:p>
@@ -146,7 +231,7 @@
         <w:rPr>
           <w:sz w:val="20"/>
         </w:rPr>
-        <w:t>Circuit breaker: if DB error rate &gt;10% in 60s, pause bot and alert — prevents cascading failures.</w:t>
+        <w:t>Circuit breaker: if DB error rate &gt;10% in 60s, pause bot and alert.</w:t>
       </w:r>
     </w:p>
     <w:p>
@@ -158,18 +243,18 @@
         <w:rPr>
           <w:sz w:val="20"/>
         </w:rPr>
-        <w:t>Heartbeat monitoring: 30-second pings to Orchestrator for rapid crash detection.</w:t>
+        <w:t>30-second heartbeat pings to Orchestrator for rapid crash detection.</w:t>
       </w:r>
     </w:p>
     <w:p>
       <w:pPr>
-        <w:spacing w:before="240" w:after="120"/>
+        <w:spacing w:before="200" w:after="80"/>
       </w:pPr>
       <w:r>
         <w:rPr>
           <w:b/>
           <w:color w:val="F59E0B"/>
-          <w:sz w:val="28"/>
+          <w:sz w:val="26"/>
         </w:rPr>
         <w:t>Maintainability Improvements</w:t>
       </w:r>
@@ -183,7 +268,7 @@
         <w:rPr>
           <w:sz w:val="20"/>
         </w:rPr>
-        <w:t>Centralized selector library: all selectors stored in Orchestrator config assets — single update point.</w:t>
+        <w:t>Centralized selector library in Orchestrator assets — single update point.</w:t>
       </w:r>
     </w:p>
     <w:p>
@@ -195,7 +280,7 @@
         <w:rPr>
           <w:sz w:val="20"/>
         </w:rPr>
-        <w:t>Modular workflow design: each stage is an independent .xaml file with defined inputs/outputs.</w:t>
+        <w:t>Modular .xaml workflows per stage with defined inputs/outputs.</w:t>
       </w:r>
     </w:p>
     <w:p>
@@ -207,7 +292,7 @@
         <w:rPr>
           <w:sz w:val="20"/>
         </w:rPr>
-        <w:t>Configuration-driven parameters: batch sizes, timeouts, retry counts in Orchestrator assets — zero code deployments.</w:t>
+        <w:t>All parameters (batch sizes, timeouts, retries) in Orchestrator assets — zero code deploys.</w:t>
       </w:r>
     </w:p>
     <w:p>
@@ -219,7 +304,7 @@
         <w:rPr>
           <w:sz w:val="20"/>
         </w:rPr>
-        <w:t>OCR pipeline: pre-processing layer auto-detects scanned PDFs and routes to Tesseract OCR (fixes E-05).</w:t>
+        <w:t>OCR pre-processing layer auto-detects scanned PDFs → Tesseract OCR (fixes E-05).</w:t>
       </w:r>
     </w:p>
     <w:p>
@@ -231,18 +316,18 @@
         <w:rPr>
           <w:sz w:val="20"/>
         </w:rPr>
-        <w:t>Code review checklist: all changes require peer review + automated regression test suite.</w:t>
+        <w:t>All changes require peer review + automated regression test suite.</w:t>
       </w:r>
     </w:p>
     <w:p>
       <w:pPr>
-        <w:spacing w:before="240" w:after="120"/>
+        <w:spacing w:before="200" w:after="80"/>
       </w:pPr>
       <w:r>
         <w:rPr>
           <w:b/>
           <w:color w:val="9333EA"/>
-          <w:sz w:val="28"/>
+          <w:sz w:val="26"/>
         </w:rPr>
         <w:t>Scheduling Strategy</w:t>
       </w:r>
@@ -256,7 +341,7 @@
         <w:rPr>
           <w:sz w:val="20"/>
         </w:rPr>
-        <w:t>Peak hours (8AM–6PM): 5 bot instances — maximum throughput mode.</w:t>
+        <w:t>Peak hours 8AM–6PM: 5 bot instances — maximum throughput.</w:t>
       </w:r>
     </w:p>
     <w:p>
@@ -268,7 +353,7 @@
         <w:rPr>
           <w:sz w:val="20"/>
         </w:rPr>
-        <w:t>Off-peak (6PM–8AM): 2 bot instances — process backlog at lower resource cost.</w:t>
+        <w:t>Off-peak 6PM–8AM: 2 instances — process backlog at lower cost.</w:t>
       </w:r>
     </w:p>
     <w:p>
@@ -280,7 +365,7 @@
         <w:rPr>
           <w:sz w:val="20"/>
         </w:rPr>
-        <w:t>Maintenance window: 2AM–4AM daily — selector updates, DB index rebuilds, version deployments.</w:t>
+        <w:t>Maintenance window 2AM–4AM daily: deployments, index rebuilds, selector updates.</w:t>
       </w:r>
     </w:p>
     <w:p>
@@ -292,7 +377,7 @@
         <w:rPr>
           <w:sz w:val="20"/>
         </w:rPr>
-        <w:t>Priority queue: VIP/same-day orders jump the main queue, processed within 15 minutes.</w:t>
+        <w:t>VIP/same-day orders jump queue: 15-minute SLA guarantee.</w:t>
       </w:r>
     </w:p>
     <w:p>
@@ -308,556 +393,234 @@
       </w:r>
     </w:p>
     <w:p>
+      <w:r>
+        <w:br w:type="page"/>
+      </w:r>
+    </w:p>
+    <w:p>
       <w:pPr>
-        <w:spacing w:before="240" w:after="120"/>
+        <w:spacing w:before="200" w:after="80"/>
       </w:pPr>
       <w:r>
         <w:rPr>
           <w:b/>
           <w:color w:val="1A3A5C"/>
-          <w:sz w:val="28"/>
+          <w:sz w:val="26"/>
         </w:rPr>
-        <w:t>Before vs. After Optimization Comparison</w:t>
+        <w:t>Before vs. After — Key Metrics</w:t>
       </w:r>
     </w:p>
-    <w:tbl>
-      <w:tblPr>
-        <w:tblStyle w:val="TableGrid"/>
-        <w:tblW w:type="auto" w:w="0"/>
-        <w:tblLook w:firstColumn="1" w:firstRow="1" w:lastColumn="0" w:lastRow="0" w:noHBand="0" w:noVBand="1" w:val="04A0"/>
-      </w:tblPr>
-      <w:tblGrid>
-        <w:gridCol w:w="3120"/>
-        <w:gridCol w:w="3120"/>
-        <w:gridCol w:w="3120"/>
-      </w:tblGrid>
-      <w:tr>
-        <w:tc>
-          <w:tcPr>
-            <w:tcW w:type="dxa" w:w="3120"/>
-            <w:shd w:val="clear" w:color="auto" w:fill="1a3a5c"/>
-          </w:tcPr>
-          <w:p>
-            <w:pPr>
-              <w:jc w:val="center"/>
-            </w:pPr>
-            <w:r>
-              <w:rPr>
-                <w:b/>
-                <w:color w:val="FFFFFF"/>
-                <w:sz w:val="22"/>
-              </w:rPr>
-              <w:t>Metric</w:t>
-            </w:r>
-          </w:p>
-        </w:tc>
-        <w:tc>
-          <w:tcPr>
-            <w:tcW w:type="dxa" w:w="3120"/>
-            <w:shd w:val="clear" w:color="auto" w:fill="7f1d1d"/>
-          </w:tcPr>
-          <w:p>
-            <w:pPr>
-              <w:jc w:val="center"/>
-            </w:pPr>
-            <w:r>
-              <w:rPr>
-                <w:b/>
-                <w:color w:val="FFFFFF"/>
-                <w:sz w:val="22"/>
-              </w:rPr>
-              <w:t>Before</w:t>
-            </w:r>
-          </w:p>
-        </w:tc>
-        <w:tc>
-          <w:tcPr>
-            <w:tcW w:type="dxa" w:w="3120"/>
-            <w:shd w:val="clear" w:color="auto" w:fill="065f46"/>
-          </w:tcPr>
-          <w:p>
-            <w:pPr>
-              <w:jc w:val="center"/>
-            </w:pPr>
-            <w:r>
-              <w:rPr>
-                <w:b/>
-                <w:color w:val="FFFFFF"/>
-                <w:sz w:val="22"/>
-              </w:rPr>
-              <w:t>After</w:t>
-            </w:r>
-          </w:p>
-        </w:tc>
-      </w:tr>
-      <w:tr>
-        <w:tc>
-          <w:tcPr>
-            <w:tcW w:type="dxa" w:w="3120"/>
-            <w:shd w:val="clear" w:color="auto" w:fill="f8fafc"/>
-          </w:tcPr>
-          <w:p>
-            <w:pPr>
-              <w:jc w:val="left"/>
-            </w:pPr>
-            <w:r>
-              <w:rPr>
-                <w:b/>
-                <w:sz w:val="20"/>
-              </w:rPr>
-              <w:t>Success Rate</w:t>
-            </w:r>
-          </w:p>
-        </w:tc>
-        <w:tc>
-          <w:tcPr>
-            <w:tcW w:type="dxa" w:w="3120"/>
-            <w:shd w:val="clear" w:color="auto" w:fill="fff5f5"/>
-          </w:tcPr>
-          <w:p>
-            <w:pPr>
-              <w:jc w:val="left"/>
-            </w:pPr>
-            <w:r>
-              <w:rPr>
-                <w:b w:val="0"/>
-                <w:color w:val="EF4444"/>
-                <w:sz w:val="20"/>
-              </w:rPr>
-              <w:t>71%</w:t>
-            </w:r>
-          </w:p>
-        </w:tc>
-        <w:tc>
-          <w:tcPr>
-            <w:tcW w:type="dxa" w:w="3120"/>
-            <w:shd w:val="clear" w:color="auto" w:fill="f0fdf4"/>
-          </w:tcPr>
-          <w:p>
-            <w:pPr>
-              <w:jc w:val="left"/>
-            </w:pPr>
-            <w:r>
-              <w:rPr>
-                <w:b w:val="0"/>
-                <w:color w:val="10B981"/>
-                <w:sz w:val="20"/>
-              </w:rPr>
-              <w:t>97.4% (+26%)</w:t>
-            </w:r>
-          </w:p>
-        </w:tc>
-      </w:tr>
-      <w:tr>
-        <w:tc>
-          <w:tcPr>
-            <w:tcW w:type="dxa" w:w="3120"/>
-            <w:shd w:val="clear" w:color="auto" w:fill="f8fafc"/>
-          </w:tcPr>
-          <w:p>
-            <w:pPr>
-              <w:jc w:val="left"/>
-            </w:pPr>
-            <w:r>
-              <w:rPr>
-                <w:b/>
-                <w:sz w:val="20"/>
-              </w:rPr>
-              <w:t>Processing Time</w:t>
-            </w:r>
-          </w:p>
-        </w:tc>
-        <w:tc>
-          <w:tcPr>
-            <w:tcW w:type="dxa" w:w="3120"/>
-            <w:shd w:val="clear" w:color="auto" w:fill="fff5f5"/>
-          </w:tcPr>
-          <w:p>
-            <w:pPr>
-              <w:jc w:val="left"/>
-            </w:pPr>
-            <w:r>
-              <w:rPr>
-                <w:b w:val="0"/>
-                <w:color w:val="EF4444"/>
-                <w:sz w:val="20"/>
-              </w:rPr>
-              <w:t>4.2 min/order</w:t>
-            </w:r>
-          </w:p>
-        </w:tc>
-        <w:tc>
-          <w:tcPr>
-            <w:tcW w:type="dxa" w:w="3120"/>
-            <w:shd w:val="clear" w:color="auto" w:fill="f0fdf4"/>
-          </w:tcPr>
-          <w:p>
-            <w:pPr>
-              <w:jc w:val="left"/>
-            </w:pPr>
-            <w:r>
-              <w:rPr>
-                <w:b w:val="0"/>
-                <w:color w:val="10B981"/>
-                <w:sz w:val="20"/>
-              </w:rPr>
-              <w:t>1.8 min/order (57% faster)</w:t>
-            </w:r>
-          </w:p>
-        </w:tc>
-      </w:tr>
-      <w:tr>
-        <w:tc>
-          <w:tcPr>
-            <w:tcW w:type="dxa" w:w="3120"/>
-            <w:shd w:val="clear" w:color="auto" w:fill="f8fafc"/>
-          </w:tcPr>
-          <w:p>
-            <w:pPr>
-              <w:jc w:val="left"/>
-            </w:pPr>
-            <w:r>
-              <w:rPr>
-                <w:b/>
-                <w:sz w:val="20"/>
-              </w:rPr>
-              <w:t>Throughput</w:t>
-            </w:r>
-          </w:p>
-        </w:tc>
-        <w:tc>
-          <w:tcPr>
-            <w:tcW w:type="dxa" w:w="3120"/>
-            <w:shd w:val="clear" w:color="auto" w:fill="fff5f5"/>
-          </w:tcPr>
-          <w:p>
-            <w:pPr>
-              <w:jc w:val="left"/>
-            </w:pPr>
-            <w:r>
-              <w:rPr>
-                <w:b w:val="0"/>
-                <w:color w:val="EF4444"/>
-                <w:sz w:val="20"/>
-              </w:rPr>
-              <w:t>120 orders/hour</w:t>
-            </w:r>
-          </w:p>
-        </w:tc>
-        <w:tc>
-          <w:tcPr>
-            <w:tcW w:type="dxa" w:w="3120"/>
-            <w:shd w:val="clear" w:color="auto" w:fill="f0fdf4"/>
-          </w:tcPr>
-          <w:p>
-            <w:pPr>
-              <w:jc w:val="left"/>
-            </w:pPr>
-            <w:r>
-              <w:rPr>
-                <w:b w:val="0"/>
-                <w:color w:val="10B981"/>
-                <w:sz w:val="20"/>
-              </w:rPr>
-              <w:t>600 orders/hour (5× increase)</w:t>
-            </w:r>
-          </w:p>
-        </w:tc>
-      </w:tr>
-      <w:tr>
-        <w:tc>
-          <w:tcPr>
-            <w:tcW w:type="dxa" w:w="3120"/>
-            <w:shd w:val="clear" w:color="auto" w:fill="f8fafc"/>
-          </w:tcPr>
-          <w:p>
-            <w:pPr>
-              <w:jc w:val="left"/>
-            </w:pPr>
-            <w:r>
-              <w:rPr>
-                <w:b/>
-                <w:sz w:val="20"/>
-              </w:rPr>
-              <w:t>Duplicate Orders</w:t>
-            </w:r>
-          </w:p>
-        </w:tc>
-        <w:tc>
-          <w:tcPr>
-            <w:tcW w:type="dxa" w:w="3120"/>
-            <w:shd w:val="clear" w:color="auto" w:fill="fff5f5"/>
-          </w:tcPr>
-          <w:p>
-            <w:pPr>
-              <w:jc w:val="left"/>
-            </w:pPr>
-            <w:r>
-              <w:rPr>
-                <w:b w:val="0"/>
-                <w:color w:val="EF4444"/>
-                <w:sz w:val="20"/>
-              </w:rPr>
-              <w:t>~12 incidents/week</w:t>
-            </w:r>
-          </w:p>
-        </w:tc>
-        <w:tc>
-          <w:tcPr>
-            <w:tcW w:type="dxa" w:w="3120"/>
-            <w:shd w:val="clear" w:color="auto" w:fill="f0fdf4"/>
-          </w:tcPr>
-          <w:p>
-            <w:pPr>
-              <w:jc w:val="left"/>
-            </w:pPr>
-            <w:r>
-              <w:rPr>
-                <w:b w:val="0"/>
-                <w:color w:val="10B981"/>
-                <w:sz w:val="20"/>
-              </w:rPr>
-              <w:t>0 incidents/month</w:t>
-            </w:r>
-          </w:p>
-        </w:tc>
-      </w:tr>
-      <w:tr>
-        <w:tc>
-          <w:tcPr>
-            <w:tcW w:type="dxa" w:w="3120"/>
-            <w:shd w:val="clear" w:color="auto" w:fill="f8fafc"/>
-          </w:tcPr>
-          <w:p>
-            <w:pPr>
-              <w:jc w:val="left"/>
-            </w:pPr>
-            <w:r>
-              <w:rPr>
-                <w:b/>
-                <w:sz w:val="20"/>
-              </w:rPr>
-              <w:t>DB Query Time</w:t>
-            </w:r>
-          </w:p>
-        </w:tc>
-        <w:tc>
-          <w:tcPr>
-            <w:tcW w:type="dxa" w:w="3120"/>
-            <w:shd w:val="clear" w:color="auto" w:fill="fff5f5"/>
-          </w:tcPr>
-          <w:p>
-            <w:pPr>
-              <w:jc w:val="left"/>
-            </w:pPr>
-            <w:r>
-              <w:rPr>
-                <w:b w:val="0"/>
-                <w:color w:val="EF4444"/>
-                <w:sz w:val="20"/>
-              </w:rPr>
-              <w:t>30+ seconds (timeout)</w:t>
-            </w:r>
-          </w:p>
-        </w:tc>
-        <w:tc>
-          <w:tcPr>
-            <w:tcW w:type="dxa" w:w="3120"/>
-            <w:shd w:val="clear" w:color="auto" w:fill="f0fdf4"/>
-          </w:tcPr>
-          <w:p>
-            <w:pPr>
-              <w:jc w:val="left"/>
-            </w:pPr>
-            <w:r>
-              <w:rPr>
-                <w:b w:val="0"/>
-                <w:color w:val="10B981"/>
-                <w:sz w:val="20"/>
-              </w:rPr>
-              <w:t>&lt;200ms (indexed)</w:t>
-            </w:r>
-          </w:p>
-        </w:tc>
-      </w:tr>
-      <w:tr>
-        <w:tc>
-          <w:tcPr>
-            <w:tcW w:type="dxa" w:w="3120"/>
-            <w:shd w:val="clear" w:color="auto" w:fill="f8fafc"/>
-          </w:tcPr>
-          <w:p>
-            <w:pPr>
-              <w:jc w:val="left"/>
-            </w:pPr>
-            <w:r>
-              <w:rPr>
-                <w:b/>
-                <w:sz w:val="20"/>
-              </w:rPr>
-              <w:t>Manual Overhead</w:t>
-            </w:r>
-          </w:p>
-        </w:tc>
-        <w:tc>
-          <w:tcPr>
-            <w:tcW w:type="dxa" w:w="3120"/>
-            <w:shd w:val="clear" w:color="auto" w:fill="fff5f5"/>
-          </w:tcPr>
-          <w:p>
-            <w:pPr>
-              <w:jc w:val="left"/>
-            </w:pPr>
-            <w:r>
-              <w:rPr>
-                <w:b w:val="0"/>
-                <w:color w:val="EF4444"/>
-                <w:sz w:val="20"/>
-              </w:rPr>
-              <w:t>3.5 hours/day</w:t>
-            </w:r>
-          </w:p>
-        </w:tc>
-        <w:tc>
-          <w:tcPr>
-            <w:tcW w:type="dxa" w:w="3120"/>
-            <w:shd w:val="clear" w:color="auto" w:fill="f0fdf4"/>
-          </w:tcPr>
-          <w:p>
-            <w:pPr>
-              <w:jc w:val="left"/>
-            </w:pPr>
-            <w:r>
-              <w:rPr>
-                <w:b w:val="0"/>
-                <w:color w:val="10B981"/>
-                <w:sz w:val="20"/>
-              </w:rPr>
-              <w:t>12 minutes/day (96% reduction)</w:t>
-            </w:r>
-          </w:p>
-        </w:tc>
-      </w:tr>
-      <w:tr>
-        <w:tc>
-          <w:tcPr>
-            <w:tcW w:type="dxa" w:w="3120"/>
-            <w:shd w:val="clear" w:color="auto" w:fill="f8fafc"/>
-          </w:tcPr>
-          <w:p>
-            <w:pPr>
-              <w:jc w:val="left"/>
-            </w:pPr>
-            <w:r>
-              <w:rPr>
-                <w:b/>
-                <w:sz w:val="20"/>
-              </w:rPr>
-              <w:t>Selector Failures</w:t>
-            </w:r>
-          </w:p>
-        </w:tc>
-        <w:tc>
-          <w:tcPr>
-            <w:tcW w:type="dxa" w:w="3120"/>
-            <w:shd w:val="clear" w:color="auto" w:fill="fff5f5"/>
-          </w:tcPr>
-          <w:p>
-            <w:pPr>
-              <w:jc w:val="left"/>
-            </w:pPr>
-            <w:r>
-              <w:rPr>
-                <w:b w:val="0"/>
-                <w:color w:val="EF4444"/>
-                <w:sz w:val="20"/>
-              </w:rPr>
-              <w:t>After every deploy</w:t>
-            </w:r>
-          </w:p>
-        </w:tc>
-        <w:tc>
-          <w:tcPr>
-            <w:tcW w:type="dxa" w:w="3120"/>
-            <w:shd w:val="clear" w:color="auto" w:fill="f0fdf4"/>
-          </w:tcPr>
-          <w:p>
-            <w:pPr>
-              <w:jc w:val="left"/>
-            </w:pPr>
-            <w:r>
-              <w:rPr>
-                <w:b w:val="0"/>
-                <w:color w:val="10B981"/>
-                <w:sz w:val="20"/>
-              </w:rPr>
-              <w:t>Zero — dynamic selectors</w:t>
-            </w:r>
-          </w:p>
-        </w:tc>
-      </w:tr>
-      <w:tr>
-        <w:tc>
-          <w:tcPr>
-            <w:tcW w:type="dxa" w:w="3120"/>
-            <w:shd w:val="clear" w:color="auto" w:fill="f8fafc"/>
-          </w:tcPr>
-          <w:p>
-            <w:pPr>
-              <w:jc w:val="left"/>
-            </w:pPr>
-            <w:r>
-              <w:rPr>
-                <w:b/>
-                <w:sz w:val="20"/>
-              </w:rPr>
-              <w:t>Config Changes</w:t>
-            </w:r>
-          </w:p>
-        </w:tc>
-        <w:tc>
-          <w:tcPr>
-            <w:tcW w:type="dxa" w:w="3120"/>
-            <w:shd w:val="clear" w:color="auto" w:fill="fff5f5"/>
-          </w:tcPr>
-          <w:p>
-            <w:pPr>
-              <w:jc w:val="left"/>
-            </w:pPr>
-            <w:r>
-              <w:rPr>
-                <w:b w:val="0"/>
-                <w:color w:val="EF4444"/>
-                <w:sz w:val="20"/>
-              </w:rPr>
-              <w:t>Require code deploy</w:t>
-            </w:r>
-          </w:p>
-        </w:tc>
-        <w:tc>
-          <w:tcPr>
-            <w:tcW w:type="dxa" w:w="3120"/>
-            <w:shd w:val="clear" w:color="auto" w:fill="f0fdf4"/>
-          </w:tcPr>
-          <w:p>
-            <w:pPr>
-              <w:jc w:val="left"/>
-            </w:pPr>
-            <w:r>
-              <w:rPr>
-                <w:b w:val="0"/>
-                <w:color w:val="10B981"/>
-                <w:sz w:val="20"/>
-              </w:rPr>
-              <w:t>Zero-downtime via Orchestrator</w:t>
-            </w:r>
-          </w:p>
-        </w:tc>
-      </w:tr>
-    </w:tbl>
+    <w:p>
+      <w:pPr>
+        <w:ind w:left="288"/>
+      </w:pPr>
+      <w:r>
+        <w:rPr>
+          <w:b/>
+          <w:sz w:val="21"/>
+        </w:rPr>
+        <w:t xml:space="preserve">• Success Rate: </w:t>
+      </w:r>
+      <w:r>
+        <w:rPr>
+          <w:color w:val="EF4444"/>
+          <w:sz w:val="21"/>
+        </w:rPr>
+        <w:t xml:space="preserve">71%  →  </w:t>
+      </w:r>
+      <w:r>
+        <w:rPr>
+          <w:color w:val="10B981"/>
+          <w:sz w:val="21"/>
+        </w:rPr>
+        <w:t>97.4% (+26%)</w:t>
+      </w:r>
+    </w:p>
+    <w:p>
+      <w:pPr>
+        <w:ind w:left="288"/>
+      </w:pPr>
+      <w:r>
+        <w:rPr>
+          <w:b/>
+          <w:sz w:val="21"/>
+        </w:rPr>
+        <w:t xml:space="preserve">• Processing Time: </w:t>
+      </w:r>
+      <w:r>
+        <w:rPr>
+          <w:color w:val="EF4444"/>
+          <w:sz w:val="21"/>
+        </w:rPr>
+        <w:t xml:space="preserve">4.2 min/order  →  </w:t>
+      </w:r>
+      <w:r>
+        <w:rPr>
+          <w:color w:val="10B981"/>
+          <w:sz w:val="21"/>
+        </w:rPr>
+        <w:t>1.8 min/order (57% faster)</w:t>
+      </w:r>
+    </w:p>
+    <w:p>
+      <w:pPr>
+        <w:ind w:left="288"/>
+      </w:pPr>
+      <w:r>
+        <w:rPr>
+          <w:b/>
+          <w:sz w:val="21"/>
+        </w:rPr>
+        <w:t xml:space="preserve">• Throughput: </w:t>
+      </w:r>
+      <w:r>
+        <w:rPr>
+          <w:color w:val="EF4444"/>
+          <w:sz w:val="21"/>
+        </w:rPr>
+        <w:t xml:space="preserve">120 orders/hour  →  </w:t>
+      </w:r>
+      <w:r>
+        <w:rPr>
+          <w:color w:val="10B981"/>
+          <w:sz w:val="21"/>
+        </w:rPr>
+        <w:t>600 orders/hour (5× increase)</w:t>
+      </w:r>
+    </w:p>
+    <w:p>
+      <w:pPr>
+        <w:ind w:left="288"/>
+      </w:pPr>
+      <w:r>
+        <w:rPr>
+          <w:b/>
+          <w:sz w:val="21"/>
+        </w:rPr>
+        <w:t xml:space="preserve">• Duplicate Orders: </w:t>
+      </w:r>
+      <w:r>
+        <w:rPr>
+          <w:color w:val="EF4444"/>
+          <w:sz w:val="21"/>
+        </w:rPr>
+        <w:t xml:space="preserve">~12 incidents/week  →  </w:t>
+      </w:r>
+      <w:r>
+        <w:rPr>
+          <w:color w:val="10B981"/>
+          <w:sz w:val="21"/>
+        </w:rPr>
+        <w:t>0 incidents/month</w:t>
+      </w:r>
+    </w:p>
+    <w:p>
+      <w:pPr>
+        <w:ind w:left="288"/>
+      </w:pPr>
+      <w:r>
+        <w:rPr>
+          <w:b/>
+          <w:sz w:val="21"/>
+        </w:rPr>
+        <w:t xml:space="preserve">• DB Query Time: </w:t>
+      </w:r>
+      <w:r>
+        <w:rPr>
+          <w:color w:val="EF4444"/>
+          <w:sz w:val="21"/>
+        </w:rPr>
+        <w:t xml:space="preserve">30s+ (timeout)  →  </w:t>
+      </w:r>
+      <w:r>
+        <w:rPr>
+          <w:color w:val="10B981"/>
+          <w:sz w:val="21"/>
+        </w:rPr>
+        <w:t>&lt;200ms (indexed)</w:t>
+      </w:r>
+    </w:p>
+    <w:p>
+      <w:pPr>
+        <w:ind w:left="288"/>
+      </w:pPr>
+      <w:r>
+        <w:rPr>
+          <w:b/>
+          <w:sz w:val="21"/>
+        </w:rPr>
+        <w:t xml:space="preserve">• Manual Overhead: </w:t>
+      </w:r>
+      <w:r>
+        <w:rPr>
+          <w:color w:val="EF4444"/>
+          <w:sz w:val="21"/>
+        </w:rPr>
+        <w:t xml:space="preserve">3.5 hours/day  →  </w:t>
+      </w:r>
+      <w:r>
+        <w:rPr>
+          <w:color w:val="10B981"/>
+          <w:sz w:val="21"/>
+        </w:rPr>
+        <w:t>12 minutes/day (96% reduction)</w:t>
+      </w:r>
+    </w:p>
+    <w:p>
+      <w:pPr>
+        <w:ind w:left="288"/>
+      </w:pPr>
+      <w:r>
+        <w:rPr>
+          <w:b/>
+          <w:sz w:val="21"/>
+        </w:rPr>
+        <w:t xml:space="preserve">• Selector Failures: </w:t>
+      </w:r>
+      <w:r>
+        <w:rPr>
+          <w:color w:val="EF4444"/>
+          <w:sz w:val="21"/>
+        </w:rPr>
+        <w:t xml:space="preserve">After every deploy  →  </w:t>
+      </w:r>
+      <w:r>
+        <w:rPr>
+          <w:color w:val="10B981"/>
+          <w:sz w:val="21"/>
+        </w:rPr>
+        <w:t>Zero — dynamic selectors</w:t>
+      </w:r>
+    </w:p>
+    <w:p>
+      <w:pPr>
+        <w:ind w:left="288"/>
+      </w:pPr>
+      <w:r>
+        <w:rPr>
+          <w:b/>
+          <w:sz w:val="21"/>
+        </w:rPr>
+        <w:t xml:space="preserve">• Config Changes: </w:t>
+      </w:r>
+      <w:r>
+        <w:rPr>
+          <w:color w:val="EF4444"/>
+          <w:sz w:val="21"/>
+        </w:rPr>
+        <w:t xml:space="preserve">Full code deployment  →  </w:t>
+      </w:r>
+      <w:r>
+        <w:rPr>
+          <w:color w:val="10B981"/>
+          <w:sz w:val="21"/>
+        </w:rPr>
+        <w:t>Zero-downtime via Orchestrator</w:t>
+      </w:r>
+    </w:p>
     <w:sectPr>
       <w:pgSz w:w="12240" w:h="15840"/>
-      <w:pgMar w:top="1296" w:right="1440" w:bottom="1296" w:left="1440" w:header="720" w:footer="720" w:gutter="0"/>
+      <w:pgMar w:top="1224" w:right="1224" w:bottom="1224" w:left="1224" w:header="720" w:footer="720" w:gutter="0"/>
       <w:cols w:space="720"/>
       <w:docGrid w:linePitch="360"/>
     </w:sectPr>
